--- a/Reports/Paper 4.docx
+++ b/Reports/Paper 4.docx
@@ -312,10 +312,7 @@
         <w:t xml:space="preserve"> t</w:t>
       </w:r>
       <w:r>
-        <w:t>o</w:t>
-      </w:r>
-      <w:r>
-        <w:t xml:space="preserve"> introduce a controlled lateral shift (shear) into the image during the axial scan. Synchronizing this shift with the</w:t>
+        <w:t>o introduce a controlled lateral shift (shear) into the image during the axial scan. Synchronizing this shift with the</w:t>
       </w:r>
       <w:r>
         <w:t xml:space="preserve"> z</w:t>
@@ -347,10 +344,7 @@
         <w:t xml:space="preserve">Microscope Integration: </w:t>
       </w:r>
       <w:r>
-        <w:t>They</w:t>
-      </w:r>
-      <w:r>
-        <w:t xml:space="preserve"> integrated the unit into Spinning Disk Confocal (SDCM), Multi-direction Selective Plane (mSPIM), Oblique Plane (OPM), and Lattice Light-Sheet (LLSM) microscopes</w:t>
+        <w:t>They integrated the unit into Spinning Disk Confocal (SDCM), Multi-direction Selective Plane (mSPIM), Oblique Plane (OPM), and Lattice Light-Sheet (LLSM) microscopes</w:t>
       </w:r>
       <w:r>
         <w:t xml:space="preserve"> to </w:t>
@@ -715,7 +709,7 @@
           <w:color w:val="303030"/>
           <w:lang w:eastAsia="en-IN"/>
         </w:rPr>
-        <w:t xml:space="preserve">By </w:t>
+        <w:t>By integrating a beam splitter and a second camera lacking the scan unit, they simultaneously acquired two orthogonal projections of a beating zebrafish heart at 10 Hz to bypass the motion blurring and stripe artifacts</w:t>
       </w:r>
       <w:r>
         <w:rPr>
@@ -723,38 +717,6 @@
           <w:color w:val="303030"/>
           <w:lang w:eastAsia="en-IN"/>
         </w:rPr>
-        <w:t>integrating</w:t>
-      </w:r>
-      <w:r>
-        <w:rPr>
-          <w:rFonts w:eastAsia="Times New Roman" w:cs="Times New Roman"/>
-          <w:color w:val="303030"/>
-          <w:lang w:eastAsia="en-IN"/>
-        </w:rPr>
-        <w:t xml:space="preserve"> a beam splitter and a second camera lacking the scan unit, they simultaneously acquired two orthogonal projections of a beating zebrafish heart at 10 Hz</w:t>
-      </w:r>
-      <w:r>
-        <w:rPr>
-          <w:rFonts w:eastAsia="Times New Roman" w:cs="Times New Roman"/>
-          <w:color w:val="303030"/>
-          <w:lang w:eastAsia="en-IN"/>
-        </w:rPr>
-        <w:t xml:space="preserve"> t</w:t>
-      </w:r>
-      <w:r>
-        <w:rPr>
-          <w:rFonts w:eastAsia="Times New Roman" w:cs="Times New Roman"/>
-          <w:color w:val="303030"/>
-          <w:lang w:eastAsia="en-IN"/>
-        </w:rPr>
-        <w:t>o bypass the motion blurring and stripe artifacts</w:t>
-      </w:r>
-      <w:r>
-        <w:rPr>
-          <w:rFonts w:eastAsia="Times New Roman" w:cs="Times New Roman"/>
-          <w:color w:val="303030"/>
-          <w:lang w:eastAsia="en-IN"/>
-        </w:rPr>
         <w:t>.</w:t>
       </w:r>
     </w:p>
@@ -767,8 +729,50 @@
       </w:r>
     </w:p>
     <w:p>
-      <w:r>
-        <w:t>A short summary of the important results discussed and realised in the paper.</w:t>
+      <w:pPr>
+        <w:jc w:val="both"/>
+      </w:pPr>
+      <w:r>
+        <w:t xml:space="preserve">The paper proved that the galvo-based projection of MV3 cells is just as accurate as imaged through traditional LLSM. </w:t>
+      </w:r>
+      <w:r>
+        <w:t xml:space="preserve">Pro method reduces imaging time </w:t>
+      </w:r>
+      <w:r>
+        <w:t xml:space="preserve">by over 100-fold </w:t>
+      </w:r>
+      <w:r>
+        <w:t>and data overhead by over 300-fold without sacrificing image quality</w:t>
+      </w:r>
+      <w:r>
+        <w:t xml:space="preserve">. The system </w:t>
+      </w:r>
+      <w:r>
+        <w:t>revealed the entire neuron and its network of connections in a single view</w:t>
+      </w:r>
+      <w:r>
+        <w:t xml:space="preserve">. High speed enabled observation of rapid processes such as </w:t>
+      </w:r>
+      <w:r>
+        <w:t>distinct phases of bleb growth (a fast initial phase followed by a slower second phase), challenging the existing biological model of purely monotonic bleb expansion</w:t>
+      </w:r>
+      <w:r>
+        <w:t>,</w:t>
+      </w:r>
+      <w:r>
+        <w:t xml:space="preserve"> </w:t>
+      </w:r>
+      <w:r>
+        <w:t>recorded calcium waves propagating through the dendritic arbors of cultured neurons at up to 119 Hz</w:t>
+      </w:r>
+      <w:r>
+        <w:t xml:space="preserve"> and</w:t>
+      </w:r>
+      <w:r>
+        <w:t xml:space="preserve"> </w:t>
+      </w:r>
+      <w:r>
+        <w:t>the high-resolution imaging of a beating zebrafish heart, while also supporting stereoscopic 3D visualization.</w:t>
       </w:r>
     </w:p>
     <w:p>
@@ -780,8 +784,32 @@
       </w:r>
     </w:p>
     <w:p>
-      <w:r>
-        <w:t>A short description of the conclusion of the paper.</w:t>
+      <w:pPr>
+        <w:jc w:val="both"/>
+      </w:pPr>
+      <w:r>
+        <w:t>The study successfully demonstrates that the galvo-based scan unit can effectively convert conventional microscopes into high-speed projection systems</w:t>
+      </w:r>
+      <w:r>
+        <w:t xml:space="preserve"> with less data overhead</w:t>
+      </w:r>
+      <w:r>
+        <w:t xml:space="preserve"> without compromising optical quality.</w:t>
+      </w:r>
+      <w:r>
+        <w:t xml:space="preserve"> The technique is integrable across optical setups like mSPIM, OPM, LLSM and SDCM. The system </w:t>
+      </w:r>
+      <w:r>
+        <w:t>maintains high spatial resolution without the need for sample rotation</w:t>
+      </w:r>
+      <w:r>
+        <w:t xml:space="preserve">. </w:t>
+      </w:r>
+      <w:r>
+        <w:t>The rapid acquisition of projected angles enabled advanced applications</w:t>
+      </w:r>
+      <w:r>
+        <w:t xml:space="preserve"> such as multi-viewing, VR viewing and localization.</w:t>
       </w:r>
     </w:p>
     <w:p>
@@ -797,22 +825,40 @@
           <w:sz w:val="32"/>
           <w:szCs w:val="32"/>
         </w:rPr>
+        <w:lastRenderedPageBreak/>
         <w:t>3. Abstract</w:t>
       </w:r>
     </w:p>
     <w:p>
       <w:pPr>
-        <w:rPr>
-          <w:sz w:val="24"/>
-          <w:szCs w:val="24"/>
-        </w:rPr>
-      </w:pPr>
-      <w:r>
-        <w:rPr>
-          <w:sz w:val="24"/>
-          <w:szCs w:val="24"/>
-        </w:rPr>
-        <w:t>Present your version of the abstract based on your understanding of the paper.</w:t>
+        <w:jc w:val="both"/>
+      </w:pPr>
+      <w:r>
+        <w:t xml:space="preserve">The researchers </w:t>
+      </w:r>
+      <w:r>
+        <w:t>presented</w:t>
+      </w:r>
+      <w:r>
+        <w:t xml:space="preserve"> a modular, galvanometric scan unit that converts any camera-based microscope with optical sectioning into a high-speed, multi-angle projection imaging system. By leveraging the shear-warp transform through hardware-based optical shearing, the device integrates 3D volumetric information into a single 2D camera exposure. This approach accelerates acquisition rates by over 100-fold and reduces data overhead by up to 334-fold compared to traditional focal stacks. The technology is </w:t>
+      </w:r>
+      <w:r>
+        <w:t xml:space="preserve">easily integrable </w:t>
+      </w:r>
+      <w:r>
+        <w:t xml:space="preserve">and maintains high lateral resolution without requiring physical sample rotation or multiple detection paths. This enables </w:t>
+      </w:r>
+      <w:r>
+        <w:t xml:space="preserve">imaging of multiple specimens like sub-cellular structures to vasculature of zebrafish embryo and </w:t>
+      </w:r>
+      <w:r>
+        <w:t xml:space="preserve">observation of ultra-fast biological dynamics, such as 119 Hz calcium </w:t>
+      </w:r>
+      <w:r>
+        <w:t>signalling</w:t>
+      </w:r>
+      <w:r>
+        <w:t xml:space="preserve"> in neurons and the high-resolution imaging of a beating zebrafish heart.</w:t>
       </w:r>
     </w:p>
     <w:p>
@@ -833,24 +879,10 @@
     </w:p>
     <w:p>
       <w:pPr>
-        <w:rPr>
-          <w:sz w:val="24"/>
-          <w:szCs w:val="24"/>
-        </w:rPr>
-      </w:pPr>
-      <w:r>
-        <w:rPr>
-          <w:sz w:val="24"/>
-          <w:szCs w:val="24"/>
-        </w:rPr>
-        <w:t>Mention the main novelty of the paper</w:t>
-      </w:r>
-      <w:r>
-        <w:rPr>
-          <w:sz w:val="24"/>
-          <w:szCs w:val="24"/>
-        </w:rPr>
-        <w:t>.</w:t>
+        <w:jc w:val="both"/>
+      </w:pPr>
+      <w:r>
+        <w:t>The primary novelty of this work is the introduction of a modular, galvanometric scan unit that enables multi-angle projection imaging through hardware-based optical shearing. By exploiting the shear-warp transform, the system can instantaneously capture projections from arbitrary perspectives.</w:t>
       </w:r>
     </w:p>
     <w:p>
@@ -871,17 +903,37 @@
     </w:p>
     <w:p>
       <w:pPr>
-        <w:rPr>
-          <w:sz w:val="24"/>
-          <w:szCs w:val="24"/>
-        </w:rPr>
-      </w:pPr>
-      <w:r>
-        <w:rPr>
-          <w:sz w:val="24"/>
-          <w:szCs w:val="24"/>
-        </w:rPr>
-        <w:t>Understand and describe the shortcomings of the technology or study discussed in the paper.</w:t>
+        <w:pStyle w:val="ListParagraph"/>
+        <w:numPr>
+          <w:ilvl w:val="0"/>
+          <w:numId w:val="7"/>
+        </w:numPr>
+        <w:jc w:val="both"/>
+      </w:pPr>
+      <w:r>
+        <w:t>Aberrations: Method is based on sum-intensity projection and low-contrast signal may get obscured and complex samples would provide enough sample aberrations to not recovered effectively.</w:t>
+      </w:r>
+    </w:p>
+    <w:p>
+      <w:pPr>
+        <w:pStyle w:val="ListParagraph"/>
+        <w:numPr>
+          <w:ilvl w:val="0"/>
+          <w:numId w:val="7"/>
+        </w:numPr>
+        <w:jc w:val="both"/>
+      </w:pPr>
+      <w:r>
+        <w:t>Camera: Shearing essentially stretches the image</w:t>
+      </w:r>
+      <w:r>
+        <w:t xml:space="preserve">. </w:t>
+      </w:r>
+      <w:r>
+        <w:t>To maintain a given field of view without clipping the peripheral regions of the image, a larger camera chip is required</w:t>
+      </w:r>
+      <w:r>
+        <w:t>. Study of dynamic processes also is limited by acquisition rate of camera.</w:t>
       </w:r>
     </w:p>
     <w:p>
@@ -897,29 +949,23 @@
           <w:sz w:val="32"/>
           <w:szCs w:val="32"/>
         </w:rPr>
-        <w:lastRenderedPageBreak/>
         <w:t>6. Your final thoughts</w:t>
       </w:r>
     </w:p>
     <w:p>
       <w:pPr>
-        <w:rPr>
-          <w:sz w:val="24"/>
-          <w:szCs w:val="24"/>
-        </w:rPr>
-      </w:pPr>
-      <w:r>
-        <w:rPr>
-          <w:sz w:val="24"/>
-          <w:szCs w:val="24"/>
-        </w:rPr>
-        <w:t>Subjectively evaluate the paper and present your views as a summary here. (Example: The relevance of the paper in your research or anything you could have done differently to realise those objectives)</w:t>
-      </w:r>
-      <w:r>
-        <w:rPr>
-          <w:sz w:val="24"/>
-          <w:szCs w:val="24"/>
-        </w:rPr>
+        <w:jc w:val="both"/>
+      </w:pPr>
+      <w:r>
+        <w:t>The scan unit is highly integrable for our setup, but it requires solving the problem that if shear transform is introduced at the low-resolution images, what would happen? We would have multiple single exposed low-resolution images</w:t>
+      </w:r>
+      <w:r>
+        <w:t xml:space="preserve"> from different angles and instead of developing high-resolution single thin slice images, we can</w:t>
+      </w:r>
+      <w:r>
+        <w:t xml:space="preserve"> reconstruct a high-resolution projection of a 3D volume</w:t>
+      </w:r>
+      <w:r>
         <w:t>.</w:t>
       </w:r>
     </w:p>
@@ -1385,6 +1431,92 @@
     </w:lvl>
   </w:abstractNum>
   <w:abstractNum w:abstractNumId="3" w15:restartNumberingAfterBreak="0">
+    <w:nsid w:val="67060F1E"/>
+    <w:multiLevelType w:val="hybridMultilevel"/>
+    <w:tmpl w:val="4718F852"/>
+    <w:lvl w:ilvl="0" w:tplc="4009000F">
+      <w:start w:val="1"/>
+      <w:numFmt w:val="decimal"/>
+      <w:lvlText w:val="%1."/>
+      <w:lvlJc w:val="left"/>
+      <w:pPr>
+        <w:ind w:left="720" w:hanging="360"/>
+      </w:pPr>
+    </w:lvl>
+    <w:lvl w:ilvl="1" w:tplc="40090019" w:tentative="1">
+      <w:start w:val="1"/>
+      <w:numFmt w:val="lowerLetter"/>
+      <w:lvlText w:val="%2."/>
+      <w:lvlJc w:val="left"/>
+      <w:pPr>
+        <w:ind w:left="1440" w:hanging="360"/>
+      </w:pPr>
+    </w:lvl>
+    <w:lvl w:ilvl="2" w:tplc="4009001B" w:tentative="1">
+      <w:start w:val="1"/>
+      <w:numFmt w:val="lowerRoman"/>
+      <w:lvlText w:val="%3."/>
+      <w:lvlJc w:val="right"/>
+      <w:pPr>
+        <w:ind w:left="2160" w:hanging="180"/>
+      </w:pPr>
+    </w:lvl>
+    <w:lvl w:ilvl="3" w:tplc="4009000F" w:tentative="1">
+      <w:start w:val="1"/>
+      <w:numFmt w:val="decimal"/>
+      <w:lvlText w:val="%4."/>
+      <w:lvlJc w:val="left"/>
+      <w:pPr>
+        <w:ind w:left="2880" w:hanging="360"/>
+      </w:pPr>
+    </w:lvl>
+    <w:lvl w:ilvl="4" w:tplc="40090019" w:tentative="1">
+      <w:start w:val="1"/>
+      <w:numFmt w:val="lowerLetter"/>
+      <w:lvlText w:val="%5."/>
+      <w:lvlJc w:val="left"/>
+      <w:pPr>
+        <w:ind w:left="3600" w:hanging="360"/>
+      </w:pPr>
+    </w:lvl>
+    <w:lvl w:ilvl="5" w:tplc="4009001B" w:tentative="1">
+      <w:start w:val="1"/>
+      <w:numFmt w:val="lowerRoman"/>
+      <w:lvlText w:val="%6."/>
+      <w:lvlJc w:val="right"/>
+      <w:pPr>
+        <w:ind w:left="4320" w:hanging="180"/>
+      </w:pPr>
+    </w:lvl>
+    <w:lvl w:ilvl="6" w:tplc="4009000F" w:tentative="1">
+      <w:start w:val="1"/>
+      <w:numFmt w:val="decimal"/>
+      <w:lvlText w:val="%7."/>
+      <w:lvlJc w:val="left"/>
+      <w:pPr>
+        <w:ind w:left="5040" w:hanging="360"/>
+      </w:pPr>
+    </w:lvl>
+    <w:lvl w:ilvl="7" w:tplc="40090019" w:tentative="1">
+      <w:start w:val="1"/>
+      <w:numFmt w:val="lowerLetter"/>
+      <w:lvlText w:val="%8."/>
+      <w:lvlJc w:val="left"/>
+      <w:pPr>
+        <w:ind w:left="5760" w:hanging="360"/>
+      </w:pPr>
+    </w:lvl>
+    <w:lvl w:ilvl="8" w:tplc="4009001B" w:tentative="1">
+      <w:start w:val="1"/>
+      <w:numFmt w:val="lowerRoman"/>
+      <w:lvlText w:val="%9."/>
+      <w:lvlJc w:val="right"/>
+      <w:pPr>
+        <w:ind w:left="6480" w:hanging="180"/>
+      </w:pPr>
+    </w:lvl>
+  </w:abstractNum>
+  <w:abstractNum w:abstractNumId="4" w15:restartNumberingAfterBreak="0">
     <w:nsid w:val="6BFC0266"/>
     <w:multiLevelType w:val="hybridMultilevel"/>
     <w:tmpl w:val="50867A8E"/>
@@ -1473,7 +1605,7 @@
       </w:pPr>
     </w:lvl>
   </w:abstractNum>
-  <w:abstractNum w:abstractNumId="4" w15:restartNumberingAfterBreak="0">
+  <w:abstractNum w:abstractNumId="5" w15:restartNumberingAfterBreak="0">
     <w:nsid w:val="7DD06881"/>
     <w:multiLevelType w:val="hybridMultilevel"/>
     <w:tmpl w:val="A3243042"/>
@@ -1562,7 +1694,7 @@
       </w:pPr>
     </w:lvl>
   </w:abstractNum>
-  <w:abstractNum w:abstractNumId="5" w15:restartNumberingAfterBreak="0">
+  <w:abstractNum w:abstractNumId="6" w15:restartNumberingAfterBreak="0">
     <w:nsid w:val="7E794415"/>
     <w:multiLevelType w:val="hybridMultilevel"/>
     <w:tmpl w:val="5E0C7F6E"/>
@@ -1652,13 +1784,13 @@
     </w:lvl>
   </w:abstractNum>
   <w:num w:numId="1" w16cid:durableId="210192280">
-    <w:abstractNumId w:val="4"/>
+    <w:abstractNumId w:val="5"/>
   </w:num>
   <w:num w:numId="2" w16cid:durableId="1207134679">
-    <w:abstractNumId w:val="5"/>
+    <w:abstractNumId w:val="6"/>
   </w:num>
   <w:num w:numId="3" w16cid:durableId="1779181791">
-    <w:abstractNumId w:val="3"/>
+    <w:abstractNumId w:val="4"/>
   </w:num>
   <w:num w:numId="4" w16cid:durableId="407770061">
     <w:abstractNumId w:val="2"/>
@@ -1668,6 +1800,9 @@
   </w:num>
   <w:num w:numId="6" w16cid:durableId="1545563239">
     <w:abstractNumId w:val="1"/>
+  </w:num>
+  <w:num w:numId="7" w16cid:durableId="357437056">
+    <w:abstractNumId w:val="3"/>
   </w:num>
 </w:numbering>
 </file>
